--- a/fase2/Alteracoes_Relatorio_v1_para_v2.docx
+++ b/fase2/Alteracoes_Relatorio_v1_para_v2.docx
@@ -21,7 +21,7 @@
           <w:color w:val="52514E"/>
           <w:sz w:val="19"/>
         </w:rPr>
-        <w:t>Documento de apoio ao grupo. Compara o relatório entregue na Fase 1 (fase1/Relatorio_Executivo_Fase1_Olist_FINAL.pdf, 17 páginas) com a versão 2.0 (fase2/Relatorio_Executivo_Fase2_Olist_RASCUNHO.pdf, 26 páginas). A coluna "pág. v2" indica onde a seção está na versão 2.0.</w:t>
+        <w:t>Documento de apoio ao grupo. Compara o relatório entregue na Fase 1 (fase1/Relatorio_Executivo_Fase1_Olist_FINAL.pdf, 17 páginas) com a versão 2.0 (fase2/Relatorio_Executivo_Fase2_Olist_RASCUNHO.pdf, 28 páginas). A coluna "pág. v2" indica onde a seção está na versão 2.0.</w:t>
       </w:r>
     </w:p>
     <w:p>
@@ -2072,7 +2072,7 @@
                 <w:b w:val="0"/>
                 <w:sz w:val="16"/>
               </w:rPr>
-              <w:t>Cenário base: 670 atrasos evitados, 1.229 h poupadas (R$ 55 mil), 358 2ªs compras (R$ 53 mil)</w:t>
+              <w:t>Cenário base: 672 atrasos evitados, 1.230 h poupadas (R$ 55 mil), 358 2ªs compras (R$ 53 mil), com memória de cálculo na Seção 13.4</w:t>
             </w:r>
           </w:p>
         </w:tc>
@@ -6911,7 +6911,7 @@
                 <w:b w:val="0"/>
                 <w:sz w:val="16"/>
               </w:rPr>
-              <w:t>13.2 e 13.3</w:t>
+              <w:t>13.2 a 13.4</w:t>
             </w:r>
           </w:p>
         </w:tc>
@@ -6947,7 +6947,21 @@
                 <w:b w:val="0"/>
                 <w:sz w:val="16"/>
               </w:rPr>
-              <w:t>Metas do piloto + business case em 3 cenários</w:t>
+              <w:t xml:space="preserve">Metas do piloto + business case em 3 cenários + </w:t>
+            </w:r>
+            <w:r>
+              <w:rPr>
+                <w:b/>
+                <w:sz w:val="16"/>
+              </w:rPr>
+              <w:t>memória de cálculo</w:t>
+            </w:r>
+            <w:r>
+              <w:rPr>
+                <w:b w:val="0"/>
+                <w:sz w:val="16"/>
+              </w:rPr>
+              <w:t xml:space="preserve"> (cada entrada, fórmula e conta)</w:t>
             </w:r>
           </w:p>
         </w:tc>
@@ -6978,7 +6992,7 @@
           <w:color w:val="1F3A5F"/>
           <w:sz w:val="21"/>
         </w:rPr>
-        <w:t xml:space="preserve">   ·   pág. v2: 25</w:t>
+        <w:t xml:space="preserve">   ·   pág. v2: 27</w:t>
       </w:r>
     </w:p>
     <w:tbl>
@@ -7262,7 +7276,7 @@
           <w:color w:val="1F3A5F"/>
           <w:sz w:val="21"/>
         </w:rPr>
-        <w:t xml:space="preserve">   ·   pág. v2: 26</w:t>
+        <w:t xml:space="preserve">   ·   pág. v2: 28</w:t>
       </w:r>
     </w:p>
     <w:tbl>

--- a/fase2/Alteracoes_Relatorio_v1_para_v2.docx
+++ b/fase2/Alteracoes_Relatorio_v1_para_v2.docx
@@ -7,7 +7,7 @@
         <w:pStyle w:val="Heading1"/>
       </w:pPr>
       <w:r>
-        <w:t>Alterações do Relatório Executivo: versão 1.0 (Fase 1) → versão 2.0 (Fase 2)</w:t>
+        <w:t>Alterações do Relatório Executivo: versão 1.0 (Fase 1) → versão 2.1 (Fase 2)</w:t>
       </w:r>
     </w:p>
     <w:p>
@@ -21,7 +21,7 @@
           <w:color w:val="52514E"/>
           <w:sz w:val="19"/>
         </w:rPr>
-        <w:t>Documento de apoio ao grupo. Compara o relatório entregue na Fase 1 (fase1/Relatorio_Executivo_Fase1_Olist_FINAL.pdf, 17 páginas) com a versão 2.0 (fase2/Relatorio_Executivo_Fase2_Olist_RASCUNHO.pdf, 28 páginas). A coluna "pág. v2" indica onde a seção está na versão 2.0.</w:t>
+        <w:t>Documento de apoio ao grupo. Compara o relatório entregue na Fase 1 (fase1/Relatorio_Executivo_Fase1_Olist_FINAL.pdf, 17 páginas) com a versão 2.1 (fase2/Relatorio_Executivo_Fase2_Olist_RASCUNHO.pdf, 29 páginas). A coluna "pág. v2" indica onde a seção está na versão 2.1.</w:t>
       </w:r>
     </w:p>
     <w:p>
@@ -257,7 +257,7 @@
                 <w:b w:val="0"/>
                 <w:sz w:val="17"/>
               </w:rPr>
-              <w:t>19</w:t>
+              <w:t>24</w:t>
             </w:r>
           </w:p>
         </w:tc>
@@ -953,6 +953,168 @@
                 <w:sz w:val="17"/>
               </w:rPr>
               <w:t>Inconsistência interna</w:t>
+            </w:r>
+          </w:p>
+        </w:tc>
+      </w:tr>
+      <w:tr>
+        <w:tc>
+          <w:tcPr>
+            <w:tcW w:type="dxa" w:w="2041"/>
+          </w:tcPr>
+          <w:p>
+            <w:pPr>
+              <w:spacing w:after="0"/>
+            </w:pPr>
+            <w:r/>
+            <w:r>
+              <w:rPr>
+                <w:b w:val="0"/>
+                <w:sz w:val="17"/>
+              </w:rPr>
+              <w:t>Baseline do WinBack</w:t>
+            </w:r>
+          </w:p>
+        </w:tc>
+        <w:tc>
+          <w:tcPr>
+            <w:tcW w:type="dxa" w:w="2381"/>
+          </w:tcPr>
+          <w:p>
+            <w:pPr>
+              <w:spacing w:after="0"/>
+            </w:pPr>
+            <w:r/>
+            <w:r>
+              <w:rPr>
+                <w:b w:val="0"/>
+                <w:sz w:val="17"/>
+              </w:rPr>
+              <w:t>— (na v2.0: 1,13%)</w:t>
+            </w:r>
+          </w:p>
+        </w:tc>
+        <w:tc>
+          <w:tcPr>
+            <w:tcW w:type="dxa" w:w="2041"/>
+          </w:tcPr>
+          <w:p>
+            <w:pPr>
+              <w:spacing w:after="0"/>
+            </w:pPr>
+            <w:r/>
+            <w:r>
+              <w:rPr>
+                <w:b/>
+                <w:sz w:val="17"/>
+              </w:rPr>
+              <w:t>0,90%</w:t>
+            </w:r>
+            <w:r>
+              <w:rPr>
+                <w:b w:val="0"/>
+                <w:sz w:val="17"/>
+              </w:rPr>
+              <w:t xml:space="preserve"> (D+7 a D+90 após a entrega)</w:t>
+            </w:r>
+          </w:p>
+        </w:tc>
+        <w:tc>
+          <w:tcPr>
+            <w:tcW w:type="dxa" w:w="3685"/>
+          </w:tcPr>
+          <w:p>
+            <w:pPr>
+              <w:spacing w:after="0"/>
+            </w:pPr>
+            <w:r/>
+            <w:r>
+              <w:rPr>
+                <w:b w:val="0"/>
+                <w:sz w:val="17"/>
+              </w:rPr>
+              <w:t>Medido na janela em que o agente atua, só clientes com janela completa; business case inalterado</w:t>
+            </w:r>
+          </w:p>
+        </w:tc>
+      </w:tr>
+      <w:tr>
+        <w:tc>
+          <w:tcPr>
+            <w:tcW w:type="dxa" w:w="2041"/>
+          </w:tcPr>
+          <w:p>
+            <w:pPr>
+              <w:spacing w:after="0"/>
+            </w:pPr>
+            <w:r/>
+            <w:r>
+              <w:rPr>
+                <w:b w:val="0"/>
+                <w:sz w:val="17"/>
+              </w:rPr>
+              <w:t>Atraso no Nordeste (piloto)</w:t>
+            </w:r>
+          </w:p>
+        </w:tc>
+        <w:tc>
+          <w:tcPr>
+            <w:tcW w:type="dxa" w:w="2381"/>
+          </w:tcPr>
+          <w:p>
+            <w:pPr>
+              <w:spacing w:after="0"/>
+            </w:pPr>
+            <w:r/>
+            <w:r>
+              <w:rPr>
+                <w:b w:val="0"/>
+                <w:sz w:val="17"/>
+              </w:rPr>
+              <w:t>— (na v2.0: "15–24%")</w:t>
+            </w:r>
+          </w:p>
+        </w:tc>
+        <w:tc>
+          <w:tcPr>
+            <w:tcW w:type="dxa" w:w="2041"/>
+          </w:tcPr>
+          <w:p>
+            <w:pPr>
+              <w:spacing w:after="0"/>
+            </w:pPr>
+            <w:r/>
+            <w:r>
+              <w:rPr>
+                <w:b/>
+                <w:sz w:val="17"/>
+              </w:rPr>
+              <w:t>14,3%</w:t>
+            </w:r>
+            <w:r>
+              <w:rPr>
+                <w:b w:val="0"/>
+                <w:sz w:val="17"/>
+              </w:rPr>
+              <w:t xml:space="preserve"> (10,8% a 23,9% por UF)</w:t>
+            </w:r>
+          </w:p>
+        </w:tc>
+        <w:tc>
+          <w:tcPr>
+            <w:tcW w:type="dxa" w:w="3685"/>
+          </w:tcPr>
+          <w:p>
+            <w:pPr>
+              <w:spacing w:after="0"/>
+            </w:pPr>
+            <w:r/>
+            <w:r>
+              <w:rPr>
+                <w:b w:val="0"/>
+                <w:sz w:val="17"/>
+              </w:rPr>
+              <w:t>Agregado dos 9 estados calculado no notebook 08; meta −1 p.p. (13,3%)</w:t>
             </w:r>
           </w:p>
         </w:tc>
@@ -1169,7 +1331,7 @@
                 <w:b/>
                 <w:sz w:val="16"/>
               </w:rPr>
-              <w:t>versão 2.0</w:t>
+              <w:t>versão 2.1</w:t>
             </w:r>
             <w:r>
               <w:rPr>
@@ -1542,7 +1704,7 @@
                 <w:b w:val="0"/>
                 <w:sz w:val="16"/>
               </w:rPr>
-              <w:t>Tabela v1.0 → v2.0, resposta a cada ponto do feedback e lista das correções</w:t>
+              <w:t>Tabela v1.0 → v2.0 → v2.1, resposta a cada ponto do feedback e lista das correções</w:t>
             </w:r>
           </w:p>
         </w:tc>
@@ -1753,7 +1915,7 @@
         <w:tc>
           <w:tcPr>
             <w:tcW w:type="dxa" w:w="1361"/>
-            <w:shd w:val="clear" w:color="auto" w:fill="E4E0F8"/>
+            <w:shd w:val="clear" w:color="auto" w:fill="FDE6DC"/>
           </w:tcPr>
           <w:p>
             <w:pPr>
@@ -1765,7 +1927,7 @@
                 <w:b w:val="0"/>
                 <w:sz w:val="16"/>
               </w:rPr>
-              <w:t>Substituído</w:t>
+              <w:t>Retirado</w:t>
             </w:r>
           </w:p>
         </w:tc>
@@ -1819,21 +1981,7 @@
                 <w:b w:val="0"/>
                 <w:sz w:val="16"/>
               </w:rPr>
-              <w:t xml:space="preserve">Mesmos 6 desafios + coluna </w:t>
-            </w:r>
-            <w:r>
-              <w:rPr>
-                <w:b/>
-                <w:sz w:val="16"/>
-              </w:rPr>
-              <w:t>"Situação na Fase 2"</w:t>
-            </w:r>
-            <w:r>
-              <w:rPr>
-                <w:b w:val="0"/>
-                <w:sz w:val="16"/>
-              </w:rPr>
-              <w:t xml:space="preserve"> (3 detalhados, 3 absorvidos/backlog/Fase 4)</w:t>
+              <w:t>Substituída por texto: destino de cada um dos 6 agentes (3 priorizados, SellerCare absorvido, SmartFreight no backlog, Maestro na Fase 4)</w:t>
             </w:r>
           </w:p>
         </w:tc>
@@ -1908,21 +2056,14 @@
                 <w:b/>
                 <w:sz w:val="16"/>
               </w:rPr>
-              <w:t>3 agentes priorizados</w:t>
+              <w:t>Abre com o pedido:</w:t>
             </w:r>
             <w:r>
               <w:rPr>
                 <w:b w:val="0"/>
                 <w:sz w:val="16"/>
               </w:rPr>
-              <w:t xml:space="preserve"> na jornada do pedido + </w:t>
-            </w:r>
-            <w:r>
-              <w:rPr>
-                <w:b/>
-                <w:sz w:val="16"/>
-              </w:rPr>
-              <w:t>piloto de 90 dias da Wave 1</w:t>
+              <w:t xml:space="preserve"> piloto de 90 dias de LogiPredict + SentimentDesk no Nordeste, condicionado a volume elegível, controle e orçamento</w:t>
             </w:r>
           </w:p>
         </w:tc>
@@ -2072,7 +2213,7 @@
                 <w:b w:val="0"/>
                 <w:sz w:val="16"/>
               </w:rPr>
-              <w:t>Cenário base: 672 atrasos evitados, 1.230 h poupadas (R$ 55 mil), 358 2ªs compras (R$ 53 mil), com memória de cálculo na Seção 13.4</w:t>
+              <w:t>Piloto: 672 atrasos evitados e 1.230 h poupadas (≈ R$ 55 mil de capacidade); expansão futura: WinBack 358 2ªs compras (≈ R$ 53 mil de receita bruta); memória de cálculo na Seção 13.4</w:t>
             </w:r>
           </w:p>
         </w:tc>
@@ -2897,7 +3038,117 @@
                 <w:b w:val="0"/>
                 <w:sz w:val="16"/>
               </w:rPr>
-              <w:t>3.2 Limitações</w:t>
+              <w:t>3.2 Evidência, premissa e validação</w:t>
+            </w:r>
+          </w:p>
+        </w:tc>
+        <w:tc>
+          <w:tcPr>
+            <w:tcW w:type="dxa" w:w="3175"/>
+          </w:tcPr>
+          <w:p>
+            <w:pPr>
+              <w:spacing w:after="0"/>
+            </w:pPr>
+            <w:r/>
+            <w:r>
+              <w:rPr>
+                <w:b w:val="0"/>
+                <w:sz w:val="16"/>
+              </w:rPr>
+              <w:t>—</w:t>
+            </w:r>
+          </w:p>
+        </w:tc>
+        <w:tc>
+          <w:tcPr>
+            <w:tcW w:type="dxa" w:w="3742"/>
+          </w:tcPr>
+          <w:p>
+            <w:pPr>
+              <w:spacing w:after="0"/>
+            </w:pPr>
+            <w:r/>
+            <w:r>
+              <w:rPr>
+                <w:b w:val="0"/>
+                <w:sz w:val="16"/>
+              </w:rPr>
+              <w:t xml:space="preserve">Cada número classificado como </w:t>
+            </w:r>
+            <w:r>
+              <w:rPr>
+                <w:b/>
+                <w:sz w:val="16"/>
+              </w:rPr>
+              <w:t>observado</w:t>
+            </w:r>
+            <w:r>
+              <w:rPr>
+                <w:b w:val="0"/>
+                <w:sz w:val="16"/>
+              </w:rPr>
+              <w:t xml:space="preserve">, </w:t>
+            </w:r>
+            <w:r>
+              <w:rPr>
+                <w:b/>
+                <w:sz w:val="16"/>
+              </w:rPr>
+              <w:t>premissa</w:t>
+            </w:r>
+            <w:r>
+              <w:rPr>
+                <w:b w:val="0"/>
+                <w:sz w:val="16"/>
+              </w:rPr>
+              <w:t xml:space="preserve"> ou </w:t>
+            </w:r>
+            <w:r>
+              <w:rPr>
+                <w:b/>
+                <w:sz w:val="16"/>
+              </w:rPr>
+              <w:t>projeção</w:t>
+            </w:r>
+          </w:p>
+        </w:tc>
+      </w:tr>
+      <w:tr>
+        <w:tc>
+          <w:tcPr>
+            <w:tcW w:type="dxa" w:w="1361"/>
+            <w:shd w:val="clear" w:color="auto" w:fill="DCF2E8"/>
+          </w:tcPr>
+          <w:p>
+            <w:pPr>
+              <w:spacing w:after="0"/>
+            </w:pPr>
+            <w:r/>
+            <w:r>
+              <w:rPr>
+                <w:b w:val="0"/>
+                <w:sz w:val="16"/>
+              </w:rPr>
+              <w:t>Acrescentado</w:t>
+            </w:r>
+          </w:p>
+        </w:tc>
+        <w:tc>
+          <w:tcPr>
+            <w:tcW w:type="dxa" w:w="1871"/>
+          </w:tcPr>
+          <w:p>
+            <w:pPr>
+              <w:spacing w:after="0"/>
+            </w:pPr>
+            <w:r/>
+            <w:r>
+              <w:rPr>
+                <w:b w:val="0"/>
+                <w:sz w:val="16"/>
+              </w:rPr>
+              <w:t>3.3 Limitações</w:t>
             </w:r>
           </w:p>
         </w:tc>
@@ -2964,7 +3215,7 @@
           <w:color w:val="1F3A5F"/>
           <w:sz w:val="21"/>
         </w:rPr>
-        <w:t xml:space="preserve">   ·   pág. v2: 6</w:t>
+        <w:t xml:space="preserve">   ·   pág. v2: 5</w:t>
       </w:r>
     </w:p>
     <w:tbl>
@@ -3320,7 +3571,7 @@
                 <w:b w:val="0"/>
                 <w:sz w:val="16"/>
               </w:rPr>
-              <w:t>Janela da 2ª compra (54% em 90 dias); postagem atrasada (24,4% vs 6,5%); 54,1% notas 1–2 com atraso; 47% dos comentários sobre entrega</w:t>
+              <w:t>Janela da 2ª compra (54% em 90 dias; 37% na janela do WinBack); postagem atrasada (24,4% vs 6,5%); 54,1% notas 1–2 com atraso; 47% dos comentários sobre entrega</w:t>
             </w:r>
           </w:p>
         </w:tc>
@@ -3426,7 +3677,7 @@
           <w:color w:val="1F3A5F"/>
           <w:sz w:val="21"/>
         </w:rPr>
-        <w:t xml:space="preserve">   ·   pág. v2: 8</w:t>
+        <w:t xml:space="preserve">   ·   pág. v2: 7</w:t>
       </w:r>
     </w:p>
     <w:tbl>
@@ -3598,6 +3849,88 @@
                 <w:sz w:val="16"/>
               </w:rPr>
               <w:t>Mesmas tabelas; leitura de "Novos" e "Em Risco" ligada ao WinBack</w:t>
+            </w:r>
+          </w:p>
+        </w:tc>
+      </w:tr>
+      <w:tr>
+        <w:tc>
+          <w:tcPr>
+            <w:tcW w:type="dxa" w:w="1361"/>
+            <w:shd w:val="clear" w:color="auto" w:fill="DCF2E8"/>
+          </w:tcPr>
+          <w:p>
+            <w:pPr>
+              <w:spacing w:after="0"/>
+            </w:pPr>
+            <w:r/>
+            <w:r>
+              <w:rPr>
+                <w:b w:val="0"/>
+                <w:sz w:val="16"/>
+              </w:rPr>
+              <w:t>Acrescentado</w:t>
+            </w:r>
+          </w:p>
+        </w:tc>
+        <w:tc>
+          <w:tcPr>
+            <w:tcW w:type="dxa" w:w="1871"/>
+          </w:tcPr>
+          <w:p>
+            <w:pPr>
+              <w:spacing w:after="0"/>
+            </w:pPr>
+            <w:r/>
+            <w:r>
+              <w:rPr>
+                <w:b w:val="0"/>
+                <w:sz w:val="16"/>
+              </w:rPr>
+              <w:t>5.2.1 Por que o Nordeste</w:t>
+            </w:r>
+          </w:p>
+        </w:tc>
+        <w:tc>
+          <w:tcPr>
+            <w:tcW w:type="dxa" w:w="3175"/>
+          </w:tcPr>
+          <w:p>
+            <w:pPr>
+              <w:spacing w:after="0"/>
+            </w:pPr>
+            <w:r/>
+            <w:r>
+              <w:rPr>
+                <w:b w:val="0"/>
+                <w:sz w:val="16"/>
+              </w:rPr>
+              <w:t>—</w:t>
+            </w:r>
+          </w:p>
+        </w:tc>
+        <w:tc>
+          <w:tcPr>
+            <w:tcW w:type="dxa" w:w="3742"/>
+          </w:tcPr>
+          <w:p>
+            <w:pPr>
+              <w:spacing w:after="0"/>
+            </w:pPr>
+            <w:r/>
+            <w:r>
+              <w:rPr>
+                <w:b/>
+                <w:sz w:val="16"/>
+              </w:rPr>
+              <w:t>14,3%</w:t>
+            </w:r>
+            <w:r>
+              <w:rPr>
+                <w:b w:val="0"/>
+                <w:sz w:val="16"/>
+              </w:rPr>
+              <w:t xml:space="preserve"> de atraso no agregado dos 9 estados (10,8% a 23,9% por UF) + desenho de medição</w:t>
             </w:r>
           </w:p>
         </w:tc>
@@ -3710,7 +4043,7 @@
           <w:color w:val="1F3A5F"/>
           <w:sz w:val="21"/>
         </w:rPr>
-        <w:t xml:space="preserve">   ·   pág. v2: 10</w:t>
+        <w:t xml:space="preserve">   ·   pág. v2: 9</w:t>
       </w:r>
     </w:p>
     <w:tbl>
@@ -4247,7 +4580,7 @@
           <w:color w:val="1F3A5F"/>
           <w:sz w:val="21"/>
         </w:rPr>
-        <w:t xml:space="preserve">   ·   pág. v2: 10</w:t>
+        <w:t xml:space="preserve">   ·   pág. v2: 9</w:t>
       </w:r>
     </w:p>
     <w:tbl>
@@ -4606,7 +4939,7 @@
           <w:color w:val="1F3A5F"/>
           <w:sz w:val="21"/>
         </w:rPr>
-        <w:t xml:space="preserve">   ·   pág. v2: 12</w:t>
+        <w:t xml:space="preserve">   ·   pág. v2: 11</w:t>
       </w:r>
     </w:p>
     <w:tbl>
@@ -5061,7 +5394,82 @@
                 <w:b w:val="0"/>
                 <w:sz w:val="16"/>
               </w:rPr>
-              <w:t>3 fluxos (raias, gatilhos, decisões, humano no loop, saídas) + jornada multiagente com pedido real + tabela de exceções</w:t>
+              <w:t>3 fluxos (raias, gatilhos, decisões, humano no loop, saídas) + jornada multiagente com pedido real (caso observado × atuação simulada)</w:t>
+            </w:r>
+          </w:p>
+        </w:tc>
+      </w:tr>
+      <w:tr>
+        <w:tc>
+          <w:tcPr>
+            <w:tcW w:type="dxa" w:w="1361"/>
+            <w:shd w:val="clear" w:color="auto" w:fill="DCF2E8"/>
+          </w:tcPr>
+          <w:p>
+            <w:pPr>
+              <w:spacing w:after="0"/>
+            </w:pPr>
+            <w:r/>
+            <w:r>
+              <w:rPr>
+                <w:b w:val="0"/>
+                <w:sz w:val="16"/>
+              </w:rPr>
+              <w:t>Acrescentado</w:t>
+            </w:r>
+          </w:p>
+        </w:tc>
+        <w:tc>
+          <w:tcPr>
+            <w:tcW w:type="dxa" w:w="1871"/>
+          </w:tcPr>
+          <w:p>
+            <w:pPr>
+              <w:spacing w:after="0"/>
+            </w:pPr>
+            <w:r/>
+            <w:r>
+              <w:rPr>
+                <w:b w:val="0"/>
+                <w:sz w:val="16"/>
+              </w:rPr>
+              <w:t>9.5 e 9.6</w:t>
+            </w:r>
+          </w:p>
+        </w:tc>
+        <w:tc>
+          <w:tcPr>
+            <w:tcW w:type="dxa" w:w="3175"/>
+          </w:tcPr>
+          <w:p>
+            <w:pPr>
+              <w:spacing w:after="0"/>
+            </w:pPr>
+            <w:r/>
+            <w:r>
+              <w:rPr>
+                <w:b w:val="0"/>
+                <w:sz w:val="16"/>
+              </w:rPr>
+              <w:t>—</w:t>
+            </w:r>
+          </w:p>
+        </w:tc>
+        <w:tc>
+          <w:tcPr>
+            <w:tcW w:type="dxa" w:w="3742"/>
+          </w:tcPr>
+          <w:p>
+            <w:pPr>
+              <w:spacing w:after="0"/>
+            </w:pPr>
+            <w:r/>
+            <w:r>
+              <w:rPr>
+                <w:b w:val="0"/>
+                <w:sz w:val="16"/>
+              </w:rPr>
+              <w:t>Natureza das decisões (regras, score heurístico, IA generativa, agentes) + tabela de exceções</w:t>
             </w:r>
           </w:p>
         </w:tc>
@@ -5533,7 +5941,7 @@
           <w:color w:val="1F3A5F"/>
           <w:sz w:val="21"/>
         </w:rPr>
-        <w:t xml:space="preserve">   ·   pág. v2: 22</w:t>
+        <w:t xml:space="preserve">   ·   pág. v2: 23</w:t>
       </w:r>
     </w:p>
     <w:tbl>
@@ -5743,7 +6151,7 @@
                 <w:b w:val="0"/>
                 <w:sz w:val="16"/>
               </w:rPr>
-              <w:t>Novo risco</w:t>
+              <w:t>Novos riscos</w:t>
             </w:r>
           </w:p>
         </w:tc>
@@ -5779,7 +6187,7 @@
                 <w:b w:val="0"/>
                 <w:sz w:val="16"/>
               </w:rPr>
-              <w:t>"Classificação errada" (SentimentDesk)</w:t>
+              <w:t>"Classificação errada" (SentimentDesk) e "Gargalo de aprovação" (fila humana)</w:t>
             </w:r>
           </w:p>
         </w:tc>
@@ -5893,7 +6301,7 @@
                 <w:b w:val="0"/>
                 <w:sz w:val="16"/>
               </w:rPr>
-              <w:t>11.3 Quem decide o quê</w:t>
+              <w:t>11.3 Política econômica dos incentivos</w:t>
             </w:r>
           </w:p>
         </w:tc>
@@ -5929,7 +6337,171 @@
                 <w:b w:val="0"/>
                 <w:sz w:val="16"/>
               </w:rPr>
+              <w:t>Teto de 10% é regra proposta; exige margem, orçamento e política aprovada</w:t>
+            </w:r>
+          </w:p>
+        </w:tc>
+      </w:tr>
+      <w:tr>
+        <w:tc>
+          <w:tcPr>
+            <w:tcW w:type="dxa" w:w="1361"/>
+            <w:shd w:val="clear" w:color="auto" w:fill="DCF2E8"/>
+          </w:tcPr>
+          <w:p>
+            <w:pPr>
+              <w:spacing w:after="0"/>
+            </w:pPr>
+            <w:r/>
+            <w:r>
+              <w:rPr>
+                <w:b w:val="0"/>
+                <w:sz w:val="16"/>
+              </w:rPr>
+              <w:t>Acrescentado</w:t>
+            </w:r>
+          </w:p>
+        </w:tc>
+        <w:tc>
+          <w:tcPr>
+            <w:tcW w:type="dxa" w:w="1871"/>
+          </w:tcPr>
+          <w:p>
+            <w:pPr>
+              <w:spacing w:after="0"/>
+            </w:pPr>
+            <w:r/>
+            <w:r>
+              <w:rPr>
+                <w:b w:val="0"/>
+                <w:sz w:val="16"/>
+              </w:rPr>
+              <w:t>11.4 Quem decide o quê</w:t>
+            </w:r>
+          </w:p>
+        </w:tc>
+        <w:tc>
+          <w:tcPr>
+            <w:tcW w:type="dxa" w:w="3175"/>
+          </w:tcPr>
+          <w:p>
+            <w:pPr>
+              <w:spacing w:after="0"/>
+            </w:pPr>
+            <w:r/>
+            <w:r>
+              <w:rPr>
+                <w:b w:val="0"/>
+                <w:sz w:val="16"/>
+              </w:rPr>
+              <w:t>—</w:t>
+            </w:r>
+          </w:p>
+        </w:tc>
+        <w:tc>
+          <w:tcPr>
+            <w:tcW w:type="dxa" w:w="3742"/>
+          </w:tcPr>
+          <w:p>
+            <w:pPr>
+              <w:spacing w:after="0"/>
+            </w:pPr>
+            <w:r/>
+            <w:r>
+              <w:rPr>
+                <w:b w:val="0"/>
+                <w:sz w:val="16"/>
+              </w:rPr>
               <w:t>Tabela agente × analista × gestor</w:t>
+            </w:r>
+          </w:p>
+        </w:tc>
+      </w:tr>
+      <w:tr>
+        <w:tc>
+          <w:tcPr>
+            <w:tcW w:type="dxa" w:w="1361"/>
+            <w:shd w:val="clear" w:color="auto" w:fill="DCF2E8"/>
+          </w:tcPr>
+          <w:p>
+            <w:pPr>
+              <w:spacing w:after="0"/>
+            </w:pPr>
+            <w:r/>
+            <w:r>
+              <w:rPr>
+                <w:b w:val="0"/>
+                <w:sz w:val="16"/>
+              </w:rPr>
+              <w:t>Acrescentado</w:t>
+            </w:r>
+          </w:p>
+        </w:tc>
+        <w:tc>
+          <w:tcPr>
+            <w:tcW w:type="dxa" w:w="1871"/>
+          </w:tcPr>
+          <w:p>
+            <w:pPr>
+              <w:spacing w:after="0"/>
+            </w:pPr>
+            <w:r/>
+            <w:r>
+              <w:rPr>
+                <w:b w:val="0"/>
+                <w:sz w:val="16"/>
+              </w:rPr>
+              <w:t>11.5 Feedback loop e filas humanas</w:t>
+            </w:r>
+          </w:p>
+        </w:tc>
+        <w:tc>
+          <w:tcPr>
+            <w:tcW w:type="dxa" w:w="3175"/>
+          </w:tcPr>
+          <w:p>
+            <w:pPr>
+              <w:spacing w:after="0"/>
+            </w:pPr>
+            <w:r/>
+            <w:r>
+              <w:rPr>
+                <w:b w:val="0"/>
+                <w:sz w:val="16"/>
+              </w:rPr>
+              <w:t>—</w:t>
+            </w:r>
+          </w:p>
+        </w:tc>
+        <w:tc>
+          <w:tcPr>
+            <w:tcW w:type="dxa" w:w="3742"/>
+          </w:tcPr>
+          <w:p>
+            <w:pPr>
+              <w:spacing w:after="0"/>
+            </w:pPr>
+            <w:r/>
+            <w:r>
+              <w:rPr>
+                <w:b w:val="0"/>
+                <w:sz w:val="16"/>
+              </w:rPr>
+              <w:t xml:space="preserve">Correções humanas recalibram os agentes; </w:t>
+            </w:r>
+            <w:r>
+              <w:rPr>
+                <w:b/>
+                <w:sz w:val="16"/>
+              </w:rPr>
+              <w:t>SLA de 4 horas úteis</w:t>
+            </w:r>
+            <w:r>
+              <w:rPr>
+                <w:b w:val="0"/>
+                <w:sz w:val="16"/>
+              </w:rPr>
+              <w:t xml:space="preserve"> para decisões humanas</w:t>
             </w:r>
           </w:p>
         </w:tc>
@@ -5952,440 +6524,6 @@
           <w:sz w:val="21"/>
         </w:rPr>
         <w:t>11. Roadmap → 12. Roadmap</w:t>
-      </w:r>
-      <w:r>
-        <w:rPr>
-          <w:b w:val="0"/>
-          <w:i w:val="0"/>
-          <w:color w:val="1F3A5F"/>
-          <w:sz w:val="21"/>
-        </w:rPr>
-        <w:t xml:space="preserve">   ·   pág. v2: 22</w:t>
-      </w:r>
-    </w:p>
-    <w:tbl>
-      <w:tblPr>
-        <w:tblStyle w:val="TableGrid"/>
-        <w:tblW w:type="auto" w:w="0"/>
-        <w:jc w:val="center"/>
-        <w:tblLook w:firstColumn="1" w:firstRow="1" w:lastColumn="0" w:lastRow="0" w:noHBand="0" w:noVBand="1" w:val="04A0"/>
-      </w:tblPr>
-      <w:tblGrid>
-        <w:gridCol w:w="2550"/>
-        <w:gridCol w:w="2550"/>
-        <w:gridCol w:w="2550"/>
-        <w:gridCol w:w="2550"/>
-      </w:tblGrid>
-      <w:tr>
-        <w:trPr>
-          <w:tblHeader w:val="true"/>
-        </w:trPr>
-        <w:tc>
-          <w:tcPr>
-            <w:tcW w:type="dxa" w:w="1361"/>
-            <w:shd w:val="clear" w:color="auto" w:fill="E8EEF7"/>
-          </w:tcPr>
-          <w:p>
-            <w:pPr>
-              <w:spacing w:after="0"/>
-            </w:pPr>
-            <w:r/>
-            <w:r>
-              <w:rPr>
-                <w:b/>
-                <w:color w:val="1F3A5F"/>
-                <w:sz w:val="16"/>
-              </w:rPr>
-              <w:t>Tipo</w:t>
-            </w:r>
-          </w:p>
-        </w:tc>
-        <w:tc>
-          <w:tcPr>
-            <w:tcW w:type="dxa" w:w="1871"/>
-            <w:shd w:val="clear" w:color="auto" w:fill="E8EEF7"/>
-          </w:tcPr>
-          <w:p>
-            <w:pPr>
-              <w:spacing w:after="0"/>
-            </w:pPr>
-            <w:r/>
-            <w:r>
-              <w:rPr>
-                <w:b/>
-                <w:color w:val="1F3A5F"/>
-                <w:sz w:val="16"/>
-              </w:rPr>
-              <w:t>Item</w:t>
-            </w:r>
-          </w:p>
-        </w:tc>
-        <w:tc>
-          <w:tcPr>
-            <w:tcW w:type="dxa" w:w="3175"/>
-            <w:shd w:val="clear" w:color="auto" w:fill="E8EEF7"/>
-          </w:tcPr>
-          <w:p>
-            <w:pPr>
-              <w:spacing w:after="0"/>
-            </w:pPr>
-            <w:r/>
-            <w:r>
-              <w:rPr>
-                <w:b/>
-                <w:color w:val="1F3A5F"/>
-                <w:sz w:val="16"/>
-              </w:rPr>
-              <w:t>Versão 1.0 (Fase 1)</w:t>
-            </w:r>
-          </w:p>
-        </w:tc>
-        <w:tc>
-          <w:tcPr>
-            <w:tcW w:type="dxa" w:w="3742"/>
-            <w:shd w:val="clear" w:color="auto" w:fill="E8EEF7"/>
-          </w:tcPr>
-          <w:p>
-            <w:pPr>
-              <w:spacing w:after="0"/>
-            </w:pPr>
-            <w:r/>
-            <w:r>
-              <w:rPr>
-                <w:b/>
-                <w:color w:val="1F3A5F"/>
-                <w:sz w:val="16"/>
-              </w:rPr>
-              <w:t>Versão 2.0 (Fase 2)</w:t>
-            </w:r>
-          </w:p>
-        </w:tc>
-      </w:tr>
-      <w:tr>
-        <w:tc>
-          <w:tcPr>
-            <w:tcW w:type="dxa" w:w="1361"/>
-            <w:shd w:val="clear" w:color="auto" w:fill="FDF0CF"/>
-          </w:tcPr>
-          <w:p>
-            <w:pPr>
-              <w:spacing w:after="0"/>
-            </w:pPr>
-            <w:r/>
-            <w:r>
-              <w:rPr>
-                <w:b w:val="0"/>
-                <w:sz w:val="16"/>
-              </w:rPr>
-              <w:t>Corrigido</w:t>
-            </w:r>
-          </w:p>
-        </w:tc>
-        <w:tc>
-          <w:tcPr>
-            <w:tcW w:type="dxa" w:w="1871"/>
-          </w:tcPr>
-          <w:p>
-            <w:pPr>
-              <w:spacing w:after="0"/>
-            </w:pPr>
-            <w:r/>
-            <w:r>
-              <w:rPr>
-                <w:b w:val="0"/>
-                <w:sz w:val="16"/>
-              </w:rPr>
-              <w:t>Ordem de implantação</w:t>
-            </w:r>
-          </w:p>
-        </w:tc>
-        <w:tc>
-          <w:tcPr>
-            <w:tcW w:type="dxa" w:w="3175"/>
-          </w:tcPr>
-          <w:p>
-            <w:pPr>
-              <w:spacing w:after="0"/>
-            </w:pPr>
-            <w:r/>
-            <w:r>
-              <w:rPr>
-                <w:b w:val="0"/>
-                <w:sz w:val="16"/>
-              </w:rPr>
-              <w:t>Fase A: SentimentDesk + WinBack + SellerCare; Fase B: LogiPredict + SmartFreight; Fase C: Maestro (contradizia a Seção 5.3)</w:t>
-            </w:r>
-          </w:p>
-        </w:tc>
-        <w:tc>
-          <w:tcPr>
-            <w:tcW w:type="dxa" w:w="3742"/>
-          </w:tcPr>
-          <w:p>
-            <w:pPr>
-              <w:spacing w:after="0"/>
-            </w:pPr>
-            <w:r/>
-            <w:r>
-              <w:rPr>
-                <w:b/>
-                <w:sz w:val="16"/>
-              </w:rPr>
-              <w:t>Roadmap único</w:t>
-            </w:r>
-            <w:r>
-              <w:rPr>
-                <w:b w:val="0"/>
-                <w:sz w:val="16"/>
-              </w:rPr>
-              <w:t>: Wave 1 LogiPredict + SentimentDesk; Wave 2 WinBack; Wave 3 SellerCare + SmartFreight; Maestro na Fase 4</w:t>
-            </w:r>
-          </w:p>
-        </w:tc>
-      </w:tr>
-      <w:tr>
-        <w:tc>
-          <w:tcPr>
-            <w:tcW w:type="dxa" w:w="1361"/>
-            <w:shd w:val="clear" w:color="auto" w:fill="DCF2E8"/>
-          </w:tcPr>
-          <w:p>
-            <w:pPr>
-              <w:spacing w:after="0"/>
-            </w:pPr>
-            <w:r/>
-            <w:r>
-              <w:rPr>
-                <w:b w:val="0"/>
-                <w:sz w:val="16"/>
-              </w:rPr>
-              <w:t>Acrescentado</w:t>
-            </w:r>
-          </w:p>
-        </w:tc>
-        <w:tc>
-          <w:tcPr>
-            <w:tcW w:type="dxa" w:w="1871"/>
-          </w:tcPr>
-          <w:p>
-            <w:pPr>
-              <w:spacing w:after="0"/>
-            </w:pPr>
-            <w:r/>
-            <w:r>
-              <w:rPr>
-                <w:b w:val="0"/>
-                <w:sz w:val="16"/>
-              </w:rPr>
-              <w:t>Critério para avançar</w:t>
-            </w:r>
-          </w:p>
-        </w:tc>
-        <w:tc>
-          <w:tcPr>
-            <w:tcW w:type="dxa" w:w="3175"/>
-          </w:tcPr>
-          <w:p>
-            <w:pPr>
-              <w:spacing w:after="0"/>
-            </w:pPr>
-            <w:r/>
-            <w:r>
-              <w:rPr>
-                <w:b w:val="0"/>
-                <w:sz w:val="16"/>
-              </w:rPr>
-              <w:t>—</w:t>
-            </w:r>
-          </w:p>
-        </w:tc>
-        <w:tc>
-          <w:tcPr>
-            <w:tcW w:type="dxa" w:w="3742"/>
-          </w:tcPr>
-          <w:p>
-            <w:pPr>
-              <w:spacing w:after="0"/>
-            </w:pPr>
-            <w:r/>
-            <w:r>
-              <w:rPr>
-                <w:b w:val="0"/>
-                <w:sz w:val="16"/>
-              </w:rPr>
-              <w:t>Meta mínima por onda</w:t>
-            </w:r>
-          </w:p>
-        </w:tc>
-      </w:tr>
-      <w:tr>
-        <w:tc>
-          <w:tcPr>
-            <w:tcW w:type="dxa" w:w="1361"/>
-            <w:shd w:val="clear" w:color="auto" w:fill="E4E0F8"/>
-          </w:tcPr>
-          <w:p>
-            <w:pPr>
-              <w:spacing w:after="0"/>
-            </w:pPr>
-            <w:r/>
-            <w:r>
-              <w:rPr>
-                <w:b w:val="0"/>
-                <w:sz w:val="16"/>
-              </w:rPr>
-              <w:t>Substituído</w:t>
-            </w:r>
-          </w:p>
-        </w:tc>
-        <w:tc>
-          <w:tcPr>
-            <w:tcW w:type="dxa" w:w="1871"/>
-          </w:tcPr>
-          <w:p>
-            <w:pPr>
-              <w:spacing w:after="0"/>
-            </w:pPr>
-            <w:r/>
-            <w:r>
-              <w:rPr>
-                <w:b w:val="0"/>
-                <w:sz w:val="16"/>
-              </w:rPr>
-              <w:t>11.1 Hipóteses de impacto</w:t>
-            </w:r>
-          </w:p>
-        </w:tc>
-        <w:tc>
-          <w:tcPr>
-            <w:tcW w:type="dxa" w:w="3175"/>
-          </w:tcPr>
-          <w:p>
-            <w:pPr>
-              <w:spacing w:after="0"/>
-            </w:pPr>
-            <w:r/>
-            <w:r>
-              <w:rPr>
-                <w:b w:val="0"/>
-                <w:sz w:val="16"/>
-              </w:rPr>
-              <w:t>Tabela de hipóteses por agente</w:t>
-            </w:r>
-          </w:p>
-        </w:tc>
-        <w:tc>
-          <w:tcPr>
-            <w:tcW w:type="dxa" w:w="3742"/>
-          </w:tcPr>
-          <w:p>
-            <w:pPr>
-              <w:spacing w:after="0"/>
-            </w:pPr>
-            <w:r/>
-            <w:r>
-              <w:rPr>
-                <w:b w:val="0"/>
-                <w:sz w:val="16"/>
-              </w:rPr>
-              <w:t>Metas do piloto (13.2) e business case (13.3)</w:t>
-            </w:r>
-          </w:p>
-        </w:tc>
-      </w:tr>
-      <w:tr>
-        <w:tc>
-          <w:tcPr>
-            <w:tcW w:type="dxa" w:w="1361"/>
-            <w:shd w:val="clear" w:color="auto" w:fill="DCF2E8"/>
-          </w:tcPr>
-          <w:p>
-            <w:pPr>
-              <w:spacing w:after="0"/>
-            </w:pPr>
-            <w:r/>
-            <w:r>
-              <w:rPr>
-                <w:b w:val="0"/>
-                <w:sz w:val="16"/>
-              </w:rPr>
-              <w:t>Acrescentado</w:t>
-            </w:r>
-          </w:p>
-        </w:tc>
-        <w:tc>
-          <w:tcPr>
-            <w:tcW w:type="dxa" w:w="1871"/>
-          </w:tcPr>
-          <w:p>
-            <w:pPr>
-              <w:spacing w:after="0"/>
-            </w:pPr>
-            <w:r/>
-            <w:r>
-              <w:rPr>
-                <w:b w:val="0"/>
-                <w:sz w:val="16"/>
-              </w:rPr>
-              <w:t>Próximos passos</w:t>
-            </w:r>
-          </w:p>
-        </w:tc>
-        <w:tc>
-          <w:tcPr>
-            <w:tcW w:type="dxa" w:w="3175"/>
-          </w:tcPr>
-          <w:p>
-            <w:pPr>
-              <w:spacing w:after="0"/>
-            </w:pPr>
-            <w:r/>
-            <w:r>
-              <w:rPr>
-                <w:b w:val="0"/>
-                <w:sz w:val="16"/>
-              </w:rPr>
-              <w:t>—</w:t>
-            </w:r>
-          </w:p>
-        </w:tc>
-        <w:tc>
-          <w:tcPr>
-            <w:tcW w:type="dxa" w:w="3742"/>
-          </w:tcPr>
-          <w:p>
-            <w:pPr>
-              <w:spacing w:after="0"/>
-            </w:pPr>
-            <w:r/>
-            <w:r>
-              <w:rPr>
-                <w:b w:val="0"/>
-                <w:sz w:val="16"/>
-              </w:rPr>
-              <w:t>Fase 3: protótipo low-code, mini-avaliação de acurácia, calibração do score</w:t>
-            </w:r>
-          </w:p>
-        </w:tc>
-      </w:tr>
-    </w:tbl>
-    <w:p>
-      <w:pPr>
-        <w:spacing w:after="40"/>
-      </w:pPr>
-    </w:p>
-    <w:p>
-      <w:pPr>
-        <w:spacing w:after="40"/>
-      </w:pPr>
-      <w:r>
-        <w:rPr>
-          <w:b/>
-          <w:i w:val="0"/>
-          <w:color w:val="1F3A5F"/>
-          <w:sz w:val="21"/>
-        </w:rPr>
-        <w:t>12. Indicadores → 13. Indicadores e Business Case</w:t>
       </w:r>
       <w:r>
         <w:rPr>
@@ -6529,7 +6667,7 @@
                 <w:b w:val="0"/>
                 <w:sz w:val="16"/>
               </w:rPr>
-              <w:t>Tempo médio total</w:t>
+              <w:t>Ordem de implantação</w:t>
             </w:r>
           </w:p>
         </w:tc>
@@ -6547,7 +6685,7 @@
                 <w:b w:val="0"/>
                 <w:sz w:val="16"/>
               </w:rPr>
-              <w:t>12,47 dias</w:t>
+              <w:t>Fase A: SentimentDesk + WinBack + SellerCare; Fase B: LogiPredict + SmartFreight; Fase C: Maestro (contradizia a Seção 5.3)</w:t>
             </w:r>
           </w:p>
         </w:tc>
@@ -6565,7 +6703,14 @@
                 <w:b/>
                 <w:sz w:val="16"/>
               </w:rPr>
-              <w:t>12,56 dias</w:t>
+              <w:t>Roadmap único</w:t>
+            </w:r>
+            <w:r>
+              <w:rPr>
+                <w:b w:val="0"/>
+                <w:sz w:val="16"/>
+              </w:rPr>
+              <w:t>: Wave 1 LogiPredict + SentimentDesk; Wave 2 WinBack; Wave 3 SellerCare + SmartFreight; Maestro na Fase 4</w:t>
             </w:r>
           </w:p>
         </w:tc>
@@ -6574,7 +6719,7 @@
         <w:tc>
           <w:tcPr>
             <w:tcW w:type="dxa" w:w="1361"/>
-            <w:shd w:val="clear" w:color="auto" w:fill="FDF0CF"/>
+            <w:shd w:val="clear" w:color="auto" w:fill="DCF2E8"/>
           </w:tcPr>
           <w:p>
             <w:pPr>
@@ -6586,7 +6731,7 @@
                 <w:b w:val="0"/>
                 <w:sz w:val="16"/>
               </w:rPr>
-              <w:t>Corrigido</w:t>
+              <w:t>Acrescentado</w:t>
             </w:r>
           </w:p>
         </w:tc>
@@ -6604,7 +6749,7 @@
                 <w:b w:val="0"/>
                 <w:sz w:val="16"/>
               </w:rPr>
-              <w:t>Processamento</w:t>
+              <w:t>Critério para avançar</w:t>
             </w:r>
           </w:p>
         </w:tc>
@@ -6622,7 +6767,7 @@
                 <w:b w:val="0"/>
                 <w:sz w:val="16"/>
               </w:rPr>
-              <w:t>3,28 dias</w:t>
+              <w:t>—</w:t>
             </w:r>
           </w:p>
         </w:tc>
@@ -6637,10 +6782,10 @@
             <w:r/>
             <w:r>
               <w:rPr>
-                <w:b/>
-                <w:sz w:val="16"/>
-              </w:rPr>
-              <w:t>3,23 dias</w:t>
+                <w:b w:val="0"/>
+                <w:sz w:val="16"/>
+              </w:rPr>
+              <w:t>Meta mínima por onda</w:t>
             </w:r>
           </w:p>
         </w:tc>
@@ -6649,7 +6794,7 @@
         <w:tc>
           <w:tcPr>
             <w:tcW w:type="dxa" w:w="1361"/>
-            <w:shd w:val="clear" w:color="auto" w:fill="FDF0CF"/>
+            <w:shd w:val="clear" w:color="auto" w:fill="E4E0F8"/>
           </w:tcPr>
           <w:p>
             <w:pPr>
@@ -6661,7 +6806,7 @@
                 <w:b w:val="0"/>
                 <w:sz w:val="16"/>
               </w:rPr>
-              <w:t>Corrigido</w:t>
+              <w:t>Substituído</w:t>
             </w:r>
           </w:p>
         </w:tc>
@@ -6679,7 +6824,7 @@
                 <w:b w:val="0"/>
                 <w:sz w:val="16"/>
               </w:rPr>
-              <w:t>Tempo de resposta a reviews</w:t>
+              <w:t>11.1 Hipóteses de impacto</w:t>
             </w:r>
           </w:p>
         </w:tc>
@@ -6697,7 +6842,7 @@
                 <w:b w:val="0"/>
                 <w:sz w:val="16"/>
               </w:rPr>
-              <w:t>3,15 dias</w:t>
+              <w:t>Tabela de hipóteses por agente</w:t>
             </w:r>
           </w:p>
         </w:tc>
@@ -6712,17 +6857,10 @@
             <w:r/>
             <w:r>
               <w:rPr>
-                <w:b/>
-                <w:sz w:val="16"/>
-              </w:rPr>
-              <w:t>A medir no piloto</w:t>
-            </w:r>
-            <w:r>
-              <w:rPr>
                 <w:b w:val="0"/>
                 <w:sz w:val="16"/>
               </w:rPr>
-              <w:t xml:space="preserve"> (a coluna era a resposta do cliente à pesquisa)</w:t>
+              <w:t>Metas do piloto (13.2) e business case (13.3)</w:t>
             </w:r>
           </w:p>
         </w:tc>
@@ -6731,7 +6869,7 @@
         <w:tc>
           <w:tcPr>
             <w:tcW w:type="dxa" w:w="1361"/>
-            <w:shd w:val="clear" w:color="auto" w:fill="FDE6DC"/>
+            <w:shd w:val="clear" w:color="auto" w:fill="DCF2E8"/>
           </w:tcPr>
           <w:p>
             <w:pPr>
@@ -6743,7 +6881,7 @@
                 <w:b w:val="0"/>
                 <w:sz w:val="16"/>
               </w:rPr>
-              <w:t>Retirado</w:t>
+              <w:t>Acrescentado</w:t>
             </w:r>
           </w:p>
         </w:tc>
@@ -6761,7 +6899,7 @@
                 <w:b w:val="0"/>
                 <w:sz w:val="16"/>
               </w:rPr>
-              <w:t>Nota sobre divergência</w:t>
+              <w:t>Próximos passos</w:t>
             </w:r>
           </w:p>
         </w:tc>
@@ -6779,7 +6917,7 @@
                 <w:b w:val="0"/>
                 <w:sz w:val="16"/>
               </w:rPr>
-              <w:t>"essa divergência deve ser conferida antes da submissão"</w:t>
+              <w:t>—</w:t>
             </w:r>
           </w:p>
         </w:tc>
@@ -6797,7 +6935,134 @@
                 <w:b w:val="0"/>
                 <w:sz w:val="16"/>
               </w:rPr>
-              <w:t>Divergência resolvida</w:t>
+              <w:t>Fase 3: protótipo low-code, mini-avaliação de acurácia, calibração do score</w:t>
+            </w:r>
+          </w:p>
+        </w:tc>
+      </w:tr>
+    </w:tbl>
+    <w:p>
+      <w:pPr>
+        <w:spacing w:after="40"/>
+      </w:pPr>
+    </w:p>
+    <w:p>
+      <w:pPr>
+        <w:spacing w:after="40"/>
+      </w:pPr>
+      <w:r>
+        <w:rPr>
+          <w:b/>
+          <w:i w:val="0"/>
+          <w:color w:val="1F3A5F"/>
+          <w:sz w:val="21"/>
+        </w:rPr>
+        <w:t>12. Indicadores → 13. Indicadores e Business Case</w:t>
+      </w:r>
+      <w:r>
+        <w:rPr>
+          <w:b w:val="0"/>
+          <w:i w:val="0"/>
+          <w:color w:val="1F3A5F"/>
+          <w:sz w:val="21"/>
+        </w:rPr>
+        <w:t xml:space="preserve">   ·   pág. v2: 25</w:t>
+      </w:r>
+    </w:p>
+    <w:tbl>
+      <w:tblPr>
+        <w:tblStyle w:val="TableGrid"/>
+        <w:tblW w:type="auto" w:w="0"/>
+        <w:jc w:val="center"/>
+        <w:tblLook w:firstColumn="1" w:firstRow="1" w:lastColumn="0" w:lastRow="0" w:noHBand="0" w:noVBand="1" w:val="04A0"/>
+      </w:tblPr>
+      <w:tblGrid>
+        <w:gridCol w:w="2550"/>
+        <w:gridCol w:w="2550"/>
+        <w:gridCol w:w="2550"/>
+        <w:gridCol w:w="2550"/>
+      </w:tblGrid>
+      <w:tr>
+        <w:trPr>
+          <w:tblHeader w:val="true"/>
+        </w:trPr>
+        <w:tc>
+          <w:tcPr>
+            <w:tcW w:type="dxa" w:w="1361"/>
+            <w:shd w:val="clear" w:color="auto" w:fill="E8EEF7"/>
+          </w:tcPr>
+          <w:p>
+            <w:pPr>
+              <w:spacing w:after="0"/>
+            </w:pPr>
+            <w:r/>
+            <w:r>
+              <w:rPr>
+                <w:b/>
+                <w:color w:val="1F3A5F"/>
+                <w:sz w:val="16"/>
+              </w:rPr>
+              <w:t>Tipo</w:t>
+            </w:r>
+          </w:p>
+        </w:tc>
+        <w:tc>
+          <w:tcPr>
+            <w:tcW w:type="dxa" w:w="1871"/>
+            <w:shd w:val="clear" w:color="auto" w:fill="E8EEF7"/>
+          </w:tcPr>
+          <w:p>
+            <w:pPr>
+              <w:spacing w:after="0"/>
+            </w:pPr>
+            <w:r/>
+            <w:r>
+              <w:rPr>
+                <w:b/>
+                <w:color w:val="1F3A5F"/>
+                <w:sz w:val="16"/>
+              </w:rPr>
+              <w:t>Item</w:t>
+            </w:r>
+          </w:p>
+        </w:tc>
+        <w:tc>
+          <w:tcPr>
+            <w:tcW w:type="dxa" w:w="3175"/>
+            <w:shd w:val="clear" w:color="auto" w:fill="E8EEF7"/>
+          </w:tcPr>
+          <w:p>
+            <w:pPr>
+              <w:spacing w:after="0"/>
+            </w:pPr>
+            <w:r/>
+            <w:r>
+              <w:rPr>
+                <w:b/>
+                <w:color w:val="1F3A5F"/>
+                <w:sz w:val="16"/>
+              </w:rPr>
+              <w:t>Versão 1.0 (Fase 1)</w:t>
+            </w:r>
+          </w:p>
+        </w:tc>
+        <w:tc>
+          <w:tcPr>
+            <w:tcW w:type="dxa" w:w="3742"/>
+            <w:shd w:val="clear" w:color="auto" w:fill="E8EEF7"/>
+          </w:tcPr>
+          <w:p>
+            <w:pPr>
+              <w:spacing w:after="0"/>
+            </w:pPr>
+            <w:r/>
+            <w:r>
+              <w:rPr>
+                <w:b/>
+                <w:color w:val="1F3A5F"/>
+                <w:sz w:val="16"/>
+              </w:rPr>
+              <w:t>Versão 2.0 (Fase 2)</w:t>
             </w:r>
           </w:p>
         </w:tc>
@@ -6806,7 +7071,7 @@
         <w:tc>
           <w:tcPr>
             <w:tcW w:type="dxa" w:w="1361"/>
-            <w:shd w:val="clear" w:color="auto" w:fill="DCF2E8"/>
+            <w:shd w:val="clear" w:color="auto" w:fill="FDF0CF"/>
           </w:tcPr>
           <w:p>
             <w:pPr>
@@ -6818,7 +7083,7 @@
                 <w:b w:val="0"/>
                 <w:sz w:val="16"/>
               </w:rPr>
-              <w:t>Acrescentado</w:t>
+              <w:t>Corrigido</w:t>
             </w:r>
           </w:p>
         </w:tc>
@@ -6836,7 +7101,7 @@
                 <w:b w:val="0"/>
                 <w:sz w:val="16"/>
               </w:rPr>
-              <w:t>Novos baselines</w:t>
+              <w:t>Tempo médio total</w:t>
             </w:r>
           </w:p>
         </w:tc>
@@ -6854,7 +7119,7 @@
                 <w:b w:val="0"/>
                 <w:sz w:val="16"/>
               </w:rPr>
-              <w:t>—</w:t>
+              <w:t>12,47 dias</w:t>
             </w:r>
           </w:p>
         </w:tc>
@@ -6869,10 +7134,10 @@
             <w:r/>
             <w:r>
               <w:rPr>
-                <w:b w:val="0"/>
-                <w:sz w:val="16"/>
-              </w:rPr>
-              <w:t>Conversão em 2ª compra em 90 dias (1,13%); postagem após o limite (9,0%)</w:t>
+                <w:b/>
+                <w:sz w:val="16"/>
+              </w:rPr>
+              <w:t>12,56 dias</w:t>
             </w:r>
           </w:p>
         </w:tc>
@@ -6881,6 +7146,238 @@
         <w:tc>
           <w:tcPr>
             <w:tcW w:type="dxa" w:w="1361"/>
+            <w:shd w:val="clear" w:color="auto" w:fill="FDF0CF"/>
+          </w:tcPr>
+          <w:p>
+            <w:pPr>
+              <w:spacing w:after="0"/>
+            </w:pPr>
+            <w:r/>
+            <w:r>
+              <w:rPr>
+                <w:b w:val="0"/>
+                <w:sz w:val="16"/>
+              </w:rPr>
+              <w:t>Corrigido</w:t>
+            </w:r>
+          </w:p>
+        </w:tc>
+        <w:tc>
+          <w:tcPr>
+            <w:tcW w:type="dxa" w:w="1871"/>
+          </w:tcPr>
+          <w:p>
+            <w:pPr>
+              <w:spacing w:after="0"/>
+            </w:pPr>
+            <w:r/>
+            <w:r>
+              <w:rPr>
+                <w:b w:val="0"/>
+                <w:sz w:val="16"/>
+              </w:rPr>
+              <w:t>Processamento</w:t>
+            </w:r>
+          </w:p>
+        </w:tc>
+        <w:tc>
+          <w:tcPr>
+            <w:tcW w:type="dxa" w:w="3175"/>
+          </w:tcPr>
+          <w:p>
+            <w:pPr>
+              <w:spacing w:after="0"/>
+            </w:pPr>
+            <w:r/>
+            <w:r>
+              <w:rPr>
+                <w:b w:val="0"/>
+                <w:sz w:val="16"/>
+              </w:rPr>
+              <w:t>3,28 dias</w:t>
+            </w:r>
+          </w:p>
+        </w:tc>
+        <w:tc>
+          <w:tcPr>
+            <w:tcW w:type="dxa" w:w="3742"/>
+          </w:tcPr>
+          <w:p>
+            <w:pPr>
+              <w:spacing w:after="0"/>
+            </w:pPr>
+            <w:r/>
+            <w:r>
+              <w:rPr>
+                <w:b/>
+                <w:sz w:val="16"/>
+              </w:rPr>
+              <w:t>3,23 dias</w:t>
+            </w:r>
+          </w:p>
+        </w:tc>
+      </w:tr>
+      <w:tr>
+        <w:tc>
+          <w:tcPr>
+            <w:tcW w:type="dxa" w:w="1361"/>
+            <w:shd w:val="clear" w:color="auto" w:fill="FDF0CF"/>
+          </w:tcPr>
+          <w:p>
+            <w:pPr>
+              <w:spacing w:after="0"/>
+            </w:pPr>
+            <w:r/>
+            <w:r>
+              <w:rPr>
+                <w:b w:val="0"/>
+                <w:sz w:val="16"/>
+              </w:rPr>
+              <w:t>Corrigido</w:t>
+            </w:r>
+          </w:p>
+        </w:tc>
+        <w:tc>
+          <w:tcPr>
+            <w:tcW w:type="dxa" w:w="1871"/>
+          </w:tcPr>
+          <w:p>
+            <w:pPr>
+              <w:spacing w:after="0"/>
+            </w:pPr>
+            <w:r/>
+            <w:r>
+              <w:rPr>
+                <w:b w:val="0"/>
+                <w:sz w:val="16"/>
+              </w:rPr>
+              <w:t>Tempo de resposta a reviews</w:t>
+            </w:r>
+          </w:p>
+        </w:tc>
+        <w:tc>
+          <w:tcPr>
+            <w:tcW w:type="dxa" w:w="3175"/>
+          </w:tcPr>
+          <w:p>
+            <w:pPr>
+              <w:spacing w:after="0"/>
+            </w:pPr>
+            <w:r/>
+            <w:r>
+              <w:rPr>
+                <w:b w:val="0"/>
+                <w:sz w:val="16"/>
+              </w:rPr>
+              <w:t>3,15 dias</w:t>
+            </w:r>
+          </w:p>
+        </w:tc>
+        <w:tc>
+          <w:tcPr>
+            <w:tcW w:type="dxa" w:w="3742"/>
+          </w:tcPr>
+          <w:p>
+            <w:pPr>
+              <w:spacing w:after="0"/>
+            </w:pPr>
+            <w:r/>
+            <w:r>
+              <w:rPr>
+                <w:b/>
+                <w:sz w:val="16"/>
+              </w:rPr>
+              <w:t>A medir no piloto</w:t>
+            </w:r>
+            <w:r>
+              <w:rPr>
+                <w:b w:val="0"/>
+                <w:sz w:val="16"/>
+              </w:rPr>
+              <w:t xml:space="preserve"> (a coluna era a resposta do cliente à pesquisa)</w:t>
+            </w:r>
+          </w:p>
+        </w:tc>
+      </w:tr>
+      <w:tr>
+        <w:tc>
+          <w:tcPr>
+            <w:tcW w:type="dxa" w:w="1361"/>
+            <w:shd w:val="clear" w:color="auto" w:fill="FDE6DC"/>
+          </w:tcPr>
+          <w:p>
+            <w:pPr>
+              <w:spacing w:after="0"/>
+            </w:pPr>
+            <w:r/>
+            <w:r>
+              <w:rPr>
+                <w:b w:val="0"/>
+                <w:sz w:val="16"/>
+              </w:rPr>
+              <w:t>Retirado</w:t>
+            </w:r>
+          </w:p>
+        </w:tc>
+        <w:tc>
+          <w:tcPr>
+            <w:tcW w:type="dxa" w:w="1871"/>
+          </w:tcPr>
+          <w:p>
+            <w:pPr>
+              <w:spacing w:after="0"/>
+            </w:pPr>
+            <w:r/>
+            <w:r>
+              <w:rPr>
+                <w:b w:val="0"/>
+                <w:sz w:val="16"/>
+              </w:rPr>
+              <w:t>Nota sobre divergência</w:t>
+            </w:r>
+          </w:p>
+        </w:tc>
+        <w:tc>
+          <w:tcPr>
+            <w:tcW w:type="dxa" w:w="3175"/>
+          </w:tcPr>
+          <w:p>
+            <w:pPr>
+              <w:spacing w:after="0"/>
+            </w:pPr>
+            <w:r/>
+            <w:r>
+              <w:rPr>
+                <w:b w:val="0"/>
+                <w:sz w:val="16"/>
+              </w:rPr>
+              <w:t>"essa divergência deve ser conferida antes da submissão"</w:t>
+            </w:r>
+          </w:p>
+        </w:tc>
+        <w:tc>
+          <w:tcPr>
+            <w:tcW w:type="dxa" w:w="3742"/>
+          </w:tcPr>
+          <w:p>
+            <w:pPr>
+              <w:spacing w:after="0"/>
+            </w:pPr>
+            <w:r/>
+            <w:r>
+              <w:rPr>
+                <w:b w:val="0"/>
+                <w:sz w:val="16"/>
+              </w:rPr>
+              <w:t>Divergência resolvida</w:t>
+            </w:r>
+          </w:p>
+        </w:tc>
+      </w:tr>
+      <w:tr>
+        <w:tc>
+          <w:tcPr>
+            <w:tcW w:type="dxa" w:w="1361"/>
             <w:shd w:val="clear" w:color="auto" w:fill="DCF2E8"/>
           </w:tcPr>
           <w:p>
@@ -6911,6 +7408,95 @@
                 <w:b w:val="0"/>
                 <w:sz w:val="16"/>
               </w:rPr>
+              <w:t>Novos baselines</w:t>
+            </w:r>
+          </w:p>
+        </w:tc>
+        <w:tc>
+          <w:tcPr>
+            <w:tcW w:type="dxa" w:w="3175"/>
+          </w:tcPr>
+          <w:p>
+            <w:pPr>
+              <w:spacing w:after="0"/>
+            </w:pPr>
+            <w:r/>
+            <w:r>
+              <w:rPr>
+                <w:b w:val="0"/>
+                <w:sz w:val="16"/>
+              </w:rPr>
+              <w:t>—</w:t>
+            </w:r>
+          </w:p>
+        </w:tc>
+        <w:tc>
+          <w:tcPr>
+            <w:tcW w:type="dxa" w:w="3742"/>
+          </w:tcPr>
+          <w:p>
+            <w:pPr>
+              <w:spacing w:after="0"/>
+            </w:pPr>
+            <w:r/>
+            <w:r>
+              <w:rPr>
+                <w:b w:val="0"/>
+                <w:sz w:val="16"/>
+              </w:rPr>
+              <w:t>Conversão em 2ª compra de D+7 a D+90 após a entrega (</w:t>
+            </w:r>
+            <w:r>
+              <w:rPr>
+                <w:b/>
+                <w:sz w:val="16"/>
+              </w:rPr>
+              <w:t>0,90%</w:t>
+            </w:r>
+            <w:r>
+              <w:rPr>
+                <w:b w:val="0"/>
+                <w:sz w:val="16"/>
+              </w:rPr>
+              <w:t>); postagem após o limite (9,0%)</w:t>
+            </w:r>
+          </w:p>
+        </w:tc>
+      </w:tr>
+      <w:tr>
+        <w:tc>
+          <w:tcPr>
+            <w:tcW w:type="dxa" w:w="1361"/>
+            <w:shd w:val="clear" w:color="auto" w:fill="DCF2E8"/>
+          </w:tcPr>
+          <w:p>
+            <w:pPr>
+              <w:spacing w:after="0"/>
+            </w:pPr>
+            <w:r/>
+            <w:r>
+              <w:rPr>
+                <w:b w:val="0"/>
+                <w:sz w:val="16"/>
+              </w:rPr>
+              <w:t>Acrescentado</w:t>
+            </w:r>
+          </w:p>
+        </w:tc>
+        <w:tc>
+          <w:tcPr>
+            <w:tcW w:type="dxa" w:w="1871"/>
+          </w:tcPr>
+          <w:p>
+            <w:pPr>
+              <w:spacing w:after="0"/>
+            </w:pPr>
+            <w:r/>
+            <w:r>
+              <w:rPr>
+                <w:b w:val="0"/>
+                <w:sz w:val="16"/>
+              </w:rPr>
               <w:t>13.2 a 13.4</w:t>
             </w:r>
           </w:p>
@@ -6947,7 +7533,7 @@
                 <w:b w:val="0"/>
                 <w:sz w:val="16"/>
               </w:rPr>
-              <w:t xml:space="preserve">Metas do piloto + business case em 3 cenários + </w:t>
+              <w:t xml:space="preserve">Metas do piloto (Nordeste 14,3% → 13,3%; SLA humano 4h; WinBack 0,90% → 1,40% na Wave 2) + protocolo do piloto + business case em 3 cenários + </w:t>
             </w:r>
             <w:r>
               <w:rPr>
@@ -6955,13 +7541,6 @@
                 <w:sz w:val="16"/>
               </w:rPr>
               <w:t>memória de cálculo</w:t>
-            </w:r>
-            <w:r>
-              <w:rPr>
-                <w:b w:val="0"/>
-                <w:sz w:val="16"/>
-              </w:rPr>
-              <w:t xml:space="preserve"> (cada entrada, fórmula e conta)</w:t>
             </w:r>
           </w:p>
         </w:tc>
@@ -6992,7 +7571,7 @@
           <w:color w:val="1F3A5F"/>
           <w:sz w:val="21"/>
         </w:rPr>
-        <w:t xml:space="preserve">   ·   pág. v2: 27</w:t>
+        <w:t xml:space="preserve">   ·   pág. v2: 28</w:t>
       </w:r>
     </w:p>
     <w:tbl>
@@ -7552,7 +8131,7 @@
         <w:tc>
           <w:tcPr>
             <w:tcW w:type="dxa" w:w="1361"/>
-            <w:shd w:val="clear" w:color="auto" w:fill="FDE6DC"/>
+            <w:shd w:val="clear" w:color="auto" w:fill="E4E0F8"/>
           </w:tcPr>
           <w:p>
             <w:pPr>
@@ -7564,7 +8143,7 @@
                 <w:b w:val="0"/>
                 <w:sz w:val="16"/>
               </w:rPr>
-              <w:t>Retirado</w:t>
+              <w:t>Substituído</w:t>
             </w:r>
           </w:p>
         </w:tc>
@@ -7615,10 +8194,17 @@
             <w:r/>
             <w:r>
               <w:rPr>
+                <w:b/>
+                <w:sz w:val="16"/>
+              </w:rPr>
+              <w:t>Limitações e próximos passos de validação</w:t>
+            </w:r>
+            <w:r>
+              <w:rPr>
                 <w:b w:val="0"/>
                 <w:sz w:val="16"/>
               </w:rPr>
-              <w:t>Incorporado às Fontes</w:t>
+              <w:t xml:space="preserve"> (materiais incorporados às Fontes)</w:t>
             </w:r>
           </w:p>
         </w:tc>
@@ -7834,7 +8420,7 @@
                 <w:b w:val="0"/>
                 <w:sz w:val="16"/>
               </w:rPr>
-              <w:t xml:space="preserve"> (4 gráficos, arquitetura, 3 fluxos, jornada) em 26 páginas</w:t>
+              <w:t xml:space="preserve"> (4 gráficos, arquitetura, 3 fluxos, jornada) em 29 páginas</w:t>
             </w:r>
           </w:p>
         </w:tc>
@@ -7942,7 +8528,7 @@
         <w:color w:val="52514E"/>
         <w:sz w:val="16"/>
       </w:rPr>
-      <w:t>Tech Challenge · Fase 2 · Alterações do relatório v1.0 → v2.0</w:t>
+      <w:t>Tech Challenge · Fase 2 · Alterações do relatório v1.0 → v2.1</w:t>
     </w:r>
   </w:p>
 </w:hdr>

--- a/fase2/Alteracoes_Relatorio_v1_para_v2.docx
+++ b/fase2/Alteracoes_Relatorio_v1_para_v2.docx
@@ -21,7 +21,7 @@
           <w:color w:val="52514E"/>
           <w:sz w:val="19"/>
         </w:rPr>
-        <w:t>Documento de apoio ao grupo. Compara o relatório entregue na Fase 1 (fase1/Relatorio_Executivo_Fase1_Olist_FINAL.pdf, 17 páginas) com a versão 2.1 (fase2/Relatorio_Executivo_Fase2_Olist_RASCUNHO.pdf, 29 páginas). A coluna "pág. v2" indica onde a seção está na versão 2.1.</w:t>
+        <w:t>Documento de apoio ao grupo. Compara o relatório entregue na Fase 1 (fase1/Relatorio_Executivo_Fase1_Olist_FINAL.pdf, 17 páginas) com a versão 2.1 (fase2/Relatorio_Executivo_Fase2_Olist_FINAL.pdf, 29 páginas). A coluna "pág. v2" indica onde a seção está na versão 2.1.</w:t>
       </w:r>
     </w:p>
     <w:p>
@@ -1114,7 +1114,7 @@
                 <w:b w:val="0"/>
                 <w:sz w:val="17"/>
               </w:rPr>
-              <w:t>Agregado dos 9 estados calculado no notebook 08; meta −1 p.p. (13,3%)</w:t>
+              <w:t>Agregado dos 9 estados calculado no notebook 08 (referência histórica); meta = −1 p.p. sobre o baseline das rotas selecionadas, contra controle</w:t>
             </w:r>
           </w:p>
         </w:tc>
@@ -7533,7 +7533,7 @@
                 <w:b w:val="0"/>
                 <w:sz w:val="16"/>
               </w:rPr>
-              <w:t xml:space="preserve">Metas do piloto (Nordeste 14,3% → 13,3%; SLA humano 4h; WinBack 0,90% → 1,40% na Wave 2) + protocolo do piloto + business case em 3 cenários + </w:t>
+              <w:t xml:space="preserve">Metas do piloto (Nordeste: −1 p.p. sobre o baseline das rotas selecionadas, referência histórica 14,3%; SLA humano 4h; WinBack 0,90% → 1,40% na Wave 2) + protocolo do piloto + business case em 3 cenários + </w:t>
             </w:r>
             <w:r>
               <w:rPr>
